--- a/user_guides/individual_programs/mood_analyzer/Mood_Analyzer_User_Guide.docx
+++ b/user_guides/individual_programs/mood_analyzer/Mood_Analyzer_User_Guide.docx
@@ -166,7 +166,7 @@
         <w:t xml:space="preserve">Workers: </w:t>
       </w:r>
       <w:r>
-        <w:t>Sets the maximum worker count; the default is 4.</w:t>
+        <w:t>Sets the maximum worker count; the default is one worker per logical CPU, capped at 8.</w:t>
       </w:r>
     </w:p>
     <w:p>
